--- a/patent-package/final/utility/editable/ids-and-references.docx
+++ b/patent-package/final/utility/editable/ids-and-references.docx
@@ -9550,7 +9550,7 @@
           <w:sz w:val="24"/>
           <w:szCs w:val="24"/>
         </w:rPr>
-        <w:t xml:space="preserve">Where an entry lists both a patent and its publication, enter both numbers as separate lines on SB/08a. Entries 34 to 39 were found in the 2026-10-27 prior-art refresh for the project-engine and watch-loop claims (claims 10 and 22 to 29); the refresh report is patent-package/final/01-prior-art-search.md.</w:t>
+        <w:t xml:space="preserve">Where an entry lists both a patent and its publication, enter both numbers as separate lines on SB/08a. Entries 34 to 39 were found in the 2026-10-27 prior-art refresh for the project-engine and watch-loop subject matter (claimed in the lead set as claims 19 and 20, with the remaining project-engine and watch-loop claims held for a continuation after the 2026-10-28 trim); the refresh report is patent-package/final/01-prior-art-search.md.</w:t>
       </w:r>
     </w:p>
     <w:p>
@@ -14094,7 +14094,7 @@
                 <w:sz w:val="20"/>
                 <w:szCs w:val="20"/>
               </w:rPr>
-              <w:t xml:space="preserve">a failure-frames counter that increments on successive failed frames and alerts past a threshold; closest mechanical art to the consecutive-unreadable-frame count of claim 10</w:t>
+              <w:t xml:space="preserve">a failure-frames counter that increments on successive failed frames and alerts past a threshold; closest mechanical art to the consecutive-unreadable-frame count of the watch-loop tolerance at specification paragraphs [0108] to [0111] (claimed in the 2026-10-27 set, held for a continuation after the 2026-10-28 trim)</w:t>
             </w:r>
           </w:p>
         </w:tc>
